--- a/example_articles/states/Nevada/3.states_Nevada_New_York_Times.docx
+++ b/example_articles/states/Nevada/3.states_Nevada_New_York_Times.docx
@@ -7,7 +7,7 @@
         <w:pStyle w:val="Heading1"/>
       </w:pPr>
       <w:r>
-        <w:t>Nevada Reflects Democrats' Hurdles Across U.S.</w:t>
+        <w:t>Which Economic Message Will Sway Nevada?</w:t>
       </w:r>
     </w:p>
     <w:p>
@@ -17,17 +17,17 @@
     </w:p>
     <w:p>
       <w:r>
-        <w:t>Date: 2022-10-04</w:t>
+        <w:t>Date: 2024-02-08</w:t>
       </w:r>
     </w:p>
     <w:p>
       <w:r>
-        <w:t>Section: Section A; Column 0; National Desk; Pg. 1</w:t>
+        <w:t>Section: Section A; Column 0; National Desk; Pg. 19</w:t>
       </w:r>
     </w:p>
     <w:p>
       <w:r>
-        <w:t>Source file: NYT/5.DOCX</w:t>
+        <w:t>Source file: NYT/3.DOCX</w:t>
       </w:r>
     </w:p>
     <w:p>
@@ -49,78 +49,70 @@
     </w:p>
     <w:p>
       <w:r>
-        <w:t>Inflation and a rocky economy are bolstering Republicans in their races against incumbent Democrats, motivating ''an electorate that simply wants change,'' as one G.O.P. consultant says.</w:t>
+        <w:t>Democrats say the state's economy is getting better, while Republicans argue it's getting worse. Which message resonates more could decide the pivotal battleground state this fall.</w:t>
         <w:br/>
-        <w:t xml:space="preserve">LAS VEGAS -- The Culinary Workers Union members who are knocking on doors to get out the vote are on the cursed-at front lines of the Democratic Party's midterm battle. </w:t>
+        <w:t xml:space="preserve">Nevada has the worst unemployment rate in the country, gas and grocery prices are still among the nation's highest, and the cost of housing here has soared. President Biden's policies are squarely to blame, Republicans argue, and former President Donald J. Trump will fix it if voters return him to the White House. </w:t>
         <w:br/>
-        <w:t xml:space="preserve">  Most voters do not open their doors. And when some do answer, the canvassers might wish they hadn't.</w:t>
+        <w:t xml:space="preserve">  Nevada's unemployment rate has been cut in half since Mr. Biden took office, gas prices have dropped by nearly $2 a gallon since mid-2022, and more than 200,000 jobs have already been created as the state is receiving $3.3 billion in infrastructure investments. Democrats here say that the economy is finally on the upswing after Mr. Trump and the coronavirus pandemic drove it into the ground, and that re-electing Mr. Biden is critical to keeping it that way.</w:t>
         <w:br/>
-        <w:t xml:space="preserve">  ''You think I am going to vote for those Democrats after all they've done to ruin the economy?'' a voter shouted one evening last week from her entryway in a working-class neighborhood of East Las Vegas.</w:t>
+        <w:t xml:space="preserve">  Which of these disparate economic pictures resonates most strongly with voters could make a difference come November in the critical battleground state. Even though Nevada's presidential nominating contests this week are largely anti-climactic -- in part because Mr. Trump and his remaining Republican primary rival, Nikki Haley, are on separate ballots -- Mr. Biden, Vice President Kamala Harris and Mr. Trump all recently made stops in Las Vegas, setting the stakes for the likely general election matchup.</w:t>
         <w:br/>
-        <w:t xml:space="preserve">  Miguel Gonzalez, a 55-year-old chef who described himself as a conservative Christian who has voted for Republicans for most of his life, was more polite but no more convinced. ''I don't agree with anything Democrats are doing at all,'' he said after taking a fistful of fliers from the union canvassers.</w:t>
+        <w:t xml:space="preserve">  The messaging war heating up mirrors a larger political fight playing out nationwide over which perception of the economy -- the optimistic one pushed by Democrats or the dreary one described by Republicans -- hits home for voters. Traditional metrics indicate that the economy is, indeed, strong, and Americans are spending like it is, according to a New York Times analysis, but consumer confidence remains low.</w:t>
         <w:br/>
-        <w:t xml:space="preserve">  Those who know Nevada best have always viewed its blue-state status as something befitting a desert: a kind of mirage. Democrats are actually a minority among registered voters, and most of the party's victories in the last decade were narrowly decided. But the state has long been a symbolic linchpin for the party -- vital to its national coalition and its hold on the blue West.</w:t>
+        <w:t xml:space="preserve">  Republicans believe they have a particularly potent economic argument to make in Nevada, which relies heavily on tourism and hospitality, and was hit harder during the pandemic than most of the country and recovered more sluggishly.</w:t>
         <w:br/>
-        <w:t xml:space="preserve">  Now, Democrats in Nevada are facing potential losses up and down the ballot in November and bracing for a seismic shift that could help Republicans win control of both houses of Congress. Senator Catherine Cortez Masto remains one of the most vulnerable Democratic incumbents in the country. Gov. Steve Sisolak is fighting his most formidable challenger yet. And the state's three House Democrats could all lose their seats.</w:t>
+        <w:t xml:space="preserve">  ''Certainly, Republicans will make hay about that: the cost of living, groceries, some of those issues,'' said David Damore, a professor of political science at the University of Nevada, Las Vegas.</w:t>
         <w:br/>
-        <w:t xml:space="preserve">  The Democratic juggernaut built by former Senator Harry M. Reid is on its heels, staring down the most significant spate of losses in more than a decade. </w:t>
+        <w:t xml:space="preserve">  Democrats, he said, could make the case that they were improving the local economy through job growth and climate investments. But that argument is ''a little more abstract than going to the grocery store and seeing your prices,'' he added, so Democrats will most likely also try to focus voters on other issues, like abortion rights and prescription drug prices.</w:t>
         <w:br/>
-        <w:t xml:space="preserve">  The party had in recent years relied on the state's changing demographics, capitalizing on the workers who flocked there in search of an attainable path to middle-class dreams. But Nevada Democrats are learning that demographics alone are not destiny. The state's transient population has made building a reliable base of voters difficult, with would-be voters leaving in search of work elsewhere, as more children of immigrants in the state reach voting age. And with Mr. Reid's death last year, Democrats are missing the veteran leader who never hesitated to twist arms to get donors and activists on board.</w:t>
+        <w:t xml:space="preserve">  Republicans have not won Nevada in a presidential election since 2004. The state's Democrats are famously well prepared, with the political operation of former Senator Harry Reid combining with the organizational heft of the Culinary Workers Union, in particular, to turn out Democratic voters and independents reliably. Still, recent statewide elections have been won by razor-thin margins, and Republicans flipped the governor's mansion in 2022. Last fall, a poll conducted by The New York Times and Siena College found Mr. Biden trailing Mr. Trump by 10 percentage points in Nevada.</w:t>
         <w:br/>
-        <w:t xml:space="preserve">  The vulnerabilities in Nevada reflect Democrats' challenges nationwide, most acutely in the West. Worries over inflation and the economy overshadow nearly every other concern, particularly for the working-class and Latino voters the party has long counted on. And Republicans believe that voters blame the Democrats in power for the dour economic outlook.</w:t>
+        <w:t xml:space="preserve">  In the Las Vegas metro area, where the population has swelled by more than 300,000 in the past decade, according to population estimates, and housing prices have climbed 6 percent in just the past year, people are feeling particularly squeezed.</w:t>
         <w:br/>
-        <w:t xml:space="preserve">  ''It's the purest example of a referendum election you have more than anywhere else in the country,'' said John Ashbrook, a consultant who is working with the campaign for Adam Laxalt, the Republican Senate candidate. Frustrations over inflation, he added, ''created an electorate that simply wants change.''</w:t>
+        <w:t xml:space="preserve">  ''What made Vegas attractive for working-class people was you could come here, work in construction, work on the Strip, make white-collar wages doing blue-collar jobs. And that's because the cost of living here was much less expensive than, say, Southern California,'' Mr. Damore said. ''Well, that's evaporated.''</w:t>
         <w:br/>
-        <w:t xml:space="preserve">  While the economy may be the most challenging hurdle for Democrats this year, it is not the only one: Republicans and nonpartisan voters make up nearly 60 percent of the Nevada electorate, which historically has lower turnout in midterm elections. </w:t>
+        <w:t xml:space="preserve">  Republican groups here are hammering Mr. Biden. They argue that his signature pieces of legislation, including the $1.9 trillion pandemic aid package and the $740 billion clean energy, tax and health care law, are to blame for the higher prices -- something experts say is part of the picture but not the full story. (As president, Mr. Trump signed a $900 billion Covid relief bill.)</w:t>
         <w:br/>
-        <w:t xml:space="preserve">  The Republican challengers were narrowly leading Mr. Sisolak and Ms. Cortez Masto in a new poll from the Nevada Independent and OH Predictive Insights, though the leads were within the margin of error. Former President Donald J. Trump is scheduled to hold a rally for the Republican candidates in the northern part of the state this week. </w:t>
+        <w:t xml:space="preserve">  Americans for Prosperity, a conservative advocacy group whose super PAC is backing Ms. Haley, has held a series of events in the state as part of a national campaign called ''The True Cost of Washington,'' aimed at highlighting inflation and rising costs. The group has partnered with gas stations in Nevada to offer drivers gas at just over $2 per gallon -- its price when Mr. Biden took office -- to drive home how much more expensive things are now. (Americans for Prosperity pays the difference.)</w:t>
         <w:br/>
-        <w:t xml:space="preserve">  Even the most fervent Democratic backers acknowledge the steep challenges at a time when many people are still struggling to pay for basic needs, such as rent, gas and groceries. Both parties are trying to attract the state's working-class voters, who are less affluent and less likely to hold college degrees than in many other swing states.</w:t>
+        <w:t xml:space="preserve">  It has held similar events at grocery stores, offering gift cards to make up the difference in food prices.</w:t>
         <w:br/>
-        <w:t xml:space="preserve">  Nevada remains firmly reliant on tourism to fuel hospitality and service jobs, which were temporarily wiped out by the pandemic. And while the resorts on the Las Vegas Strip are bustling once again, international travel and conferences have yet to rebound, and thousands of people are still out of work. The state's minimum wage has risen to $10.50 an hour, but rents have increased far more steeply.</w:t>
+        <w:t xml:space="preserve">  ''The issues real Nevadans care about economically are not being addressed, and I think that's caused a lack of enthusiasm for voting or believing Joe Biden can get us out of this economic crisis,'' said Ronnie Najarro, the Nevada state director for Americans for Prosperity.</w:t>
         <w:br/>
-        <w:t xml:space="preserve">  ''There is a significant amount of nervousness and fear about the economy and especially about the cost of housing. Your gas costs more, your rent costs more,'' said Ted Pappageorge, the secretary-treasurer of the Culinary Workers Union, which represents thousands of housekeepers, bartenders and cooks and has played a key role in electing Democrats in Nevada. ''Working families are hurting.'' </w:t>
+        <w:t xml:space="preserve">  How voters perceive life in Nevada may ultimately fall somewhere in between the pictures painted by the opposing political parties. The state's governor, Joe Lombardo, a Republican who has endorsed Mr. Trump, tried to thread the needle, suggesting that he was responsible for the state's positive numbers while blaming Mr. Biden for the bad ones.</w:t>
         <w:br/>
-        <w:t xml:space="preserve">  While Republicans believe that the sour economic views have given them a chance to mount an aggressive offense, Democrats do not believe they have to be entirely defensive either. Instead, the party's candidates are trying to deliver a carefully crafted message, acknowledging voters' worries while suggesting that the economy is already improving and will get even better soon, as the pandemic fades.</w:t>
+        <w:t xml:space="preserve">  ''Governor Lombardo's policies have positioned Nevada to lead the nation in annual job growth and new economic development,'' Elizabeth Ray, a spokeswoman for Mr. Lombardo, said in a statement. ''Despite the generation of $5 billion in new private sector economic investment and the creation of thousands of new jobs, Nevadans still suffer from high gas, grocery and energy prices due to Joe Biden's failed national policies.''</w:t>
         <w:br/>
-        <w:t xml:space="preserve">  For months now, Republicans have blamed Democrats for the sputtering slog to return to economic normalcy. During an event targeting small-business owners, Joseph Lombardo, the sheriff of the Las Vegas area who is running for governor, shared the stage with Nikki Haley, the former governor of South Carolina and United Nations ambassador. She recalled the initial pandemic shutdowns in 2020 and argued that Republican mayors had more effectively balanced the need to keep people safe with the need to keep them employed.</w:t>
+        <w:t xml:space="preserve">  Steven Cheung, a spokesman for Mr. Trump, said Democrats' economic arguments amounted to ''gaslighting.''</w:t>
         <w:br/>
-        <w:t xml:space="preserve">  ''We suffered the most here because we have all our eggs in one basket,'' Mr. Lombardo said, echoing the frequent refrain of the need to diversify the state's economy. He called for more programs to create a steady pipeline of electricians, plumbers and truck drivers. ''We need workforce development because those are quality jobs.''</w:t>
+        <w:t xml:space="preserve">  ''Americans are sick and tired of the last four years of destructive policies that have brought nothing but pain and misery,'' he said in a statement.</w:t>
         <w:br/>
-        <w:t xml:space="preserve">  Republicans are especially confident such messages will help the party peel off support from Latino voters, who make up roughly 20 percent of the electorate. Polls show the majority of Latino voters still favor Democrats, but if more than 30 percent of those voters cast their ballots for Republicans, the G.O.P. could gain the edge to win.</w:t>
+        <w:t xml:space="preserve">  Democrats, meanwhile, have stressed signs of improvement. Nationally, inflation continued to slow late last year, price increases have tailed off in Nevada, and the state leads the nation in job growth. Apartment rental prices in Las Vegas have dipped after a decade of increases. Mr. Biden's campaign has argued that the president inherited a struggling Covid-era economy from Mr. Trump and has slowly but surely turned it around. The campaign says local jobs created by infrastructure and green energy projects, and the 7,000 Nevadans who had their student debt canceled, are proof that Mr. Biden is tangibly helping the state.</w:t>
         <w:br/>
-        <w:t xml:space="preserve">  ''The path to victory all runs through the Hispanic community,'' said Xochitl Hinojosa, a Democratic consultant who has worked in the state. ''Democrats are finally realizing, we've invested in Black voters significantly over decades, and we've been successful, but we've assumed Hispanics will turn out for us, and that's not been the case.''</w:t>
+        <w:t xml:space="preserve">  The president's campaign also noted that a majority of the state's voters agree with Mr. Biden's priorities on abortion. The issue of abortion access could be on the Nevada ballot alongside Mr. Biden this November.</w:t>
         <w:br/>
-        <w:t xml:space="preserve">  Democrats also believe they can make inroads with independent and moderate voters who favor abortion rights. They have attacked Mr. Lombardo for repeatedly shifting his views on abortion and portray Mr. Laxalt as a reliable supporter of a federal abortion ban.</w:t>
+        <w:t xml:space="preserve">  Shelby Wiltz, the president's Nevada campaign manager, said in a statement that Mr. Trump ''left the heart of our economy reeling with sky-high unemployment,'' while Mr. Biden ''immediately got to work creating tens of thousands of good-paying Nevada jobs'' and lowered prescription drug prices.</w:t>
         <w:br/>
-        <w:t xml:space="preserve">  Representative Susie Lee pointed to a libertarian streak in voters that was activated by the Supreme Court's decision to overturn Roe v. Wade.</w:t>
+        <w:t xml:space="preserve">  ''We're happy to contrast those records any day of the week,'' she added.</w:t>
         <w:br/>
-        <w:t xml:space="preserve">  ''Nevada voters don't want government messing with their personal choices, which I think is a big issue and one that's going to play out in this election,'' she said.</w:t>
+        <w:t xml:space="preserve">  Compared with what it was during the pandemic, ''the economy's back now, and it's back in a big way,'' said Ted Pappageorge, the secretary-treasurer of the state's Culinary Workers Union, which met with Mr. Biden on Monday. The union represents 60,000 casino and food service workers and is part of the A.F.L.-C.I.O., which has endorsed Mr. Biden.</w:t>
         <w:br/>
-        <w:t xml:space="preserve">  Nevada has four House districts, with three occupied by Democrats -- Ms. Lee and Representatives Steven Horsford and Dina Titus. All are considered deeply at risk. David Wasserman, the House analyst at the nonpartisan Cook Political Report, said Democrats in the State Legislature took a high-risk, high-reward strategy when redrawing the state's House seats, draining Democratic voters from Ms. Titus's central Las Vegas district to shore up the outlying districts. Now, the state map has three districts that lean slightly Democratic.</w:t>
+        <w:t xml:space="preserve">  Mr. Pappageorge acknowledged that high prices continued to bedevil residents, especially in Las Vegas. But he said voters should lay the blame at the feet of corporate entities like oil companies and Wall Street landlords, not the president.</w:t>
         <w:br/>
-        <w:t xml:space="preserve">  Mr. Horsford's new district lines are slightly more Democratic than the others, and his Republican opponent, Sam Peters, a conspiracy-minded conservative who has repeatedly called the 2020 election stolen, is the easiest to paint as an extremist. Mr. Wasserman said he expected this week to adjust his forecast in Mr. Horsford's favor, from a pure tossup to a race that leans Democratic.</w:t>
+        <w:t xml:space="preserve">  ''It's all about price gouging and these massive companies taking advantage,'' he said.</w:t>
         <w:br/>
-        <w:t xml:space="preserve">  Ms. Titus, an experienced political hand who taught political science at the University of Nevada, Las Vegas, before winning a House seat in 2008, has not faced a real race in more than a decade. Her opponent, Mark Robertson, has a military record, a mild persona and strong ties to the Mormon Church, a powerful force in Nevada.</w:t>
+        <w:t xml:space="preserve">  Mr. Pappageorge and other state Democrats argued that economic indicators, even if they pointed downward, would not push voters away from the Democratic Party, because Democrats have ''produced'' for working-class and union voters.</w:t>
         <w:br/>
-        <w:t xml:space="preserve">  Ms. Lee may have the toughest Republican opponent, April Becker, whose soft-focused positive advertising has insulated her from Democratic attacks, many of them from Ms. Lee's well-funded campaign.</w:t>
+        <w:t xml:space="preserve">  Still, many voters headed to the polls in Tuesday's primary election said the state's economy was a concern. Fred Parvin, a 73-year-old Democrat, voted for Mr. Biden in the primary, but he said he was struggling to pay his steeper utility bills and has started growing vegetables in his yard to save on groceries.</w:t>
         <w:br/>
-        <w:t xml:space="preserve">  ''Susie's ad is about April, and April's ad is about April,'' said Jeremy Hughes, a campaign aide for Ms. Becker. ''She missed an opportunity to reintroduce herself to people.''</w:t>
+        <w:t xml:space="preserve">  ''I don't have tons of money for retirement,'' Mr. Parvin said.</w:t>
         <w:br/>
-        <w:t xml:space="preserve">  Now the Las Vegas media market, one of the most expensive in the country, is cluttered with advertising from the House races as well as three statewide races, including the battle for secretary of state. Breaking through the din in the final weeks could be next to impossible for individual House candidates trying to reach voters who may not know whose district they live in.</w:t>
+        <w:t xml:space="preserve">  Frank Li, a 65-year-old Trump supporter, said he had also faced rising utility bills. He added that he had seen more people who appeared to be living on the street -- which aligns with an apparent uptick in an annual homelessness count.</w:t>
         <w:br/>
-        <w:t xml:space="preserve">  ''It's a difficult market,'' said Ben Ray, communications director for Emily's List, which works to elect women who support abortion rights. ''You've got a lot of voters that you need to talk to at odd hours. They're not going to catch the 6 o'clock news because that's when their shift starts.'' </w:t>
-        <w:br/>
-        <w:t xml:space="preserve">  As they have in the final weeks during other election cycles, national Democratic groups are preparing a rescue mission. The House Majority PAC, which is affiliated with Democratic leadership, has reserved more than $11 million in advertising slots in the Las Vegas market for a final blitz.</w:t>
-        <w:br/>
-        <w:t xml:space="preserve">  The group has just released an online ad in English and Spanish, hitting Mr. Robertson on abortion, and began sending bilingual mailers attacking Ms. Becker for the ''extremists'' who support her campaign. Another direct mail effort from the PAC is going after Mr. Peters for his 2020 election denial and accusing him of wanting to ''defund public education.''</w:t>
-        <w:br/>
-        <w:t xml:space="preserve">  The advantage of incumbency allows Ms. Lee to talk up provisions in the bipartisan infrastructure bill that address Las Vegas's chronic water shortages. But because Nevada has such a transient population, incumbency matters less.</w:t>
-        <w:br/>
-        <w:t xml:space="preserve">  ''I always run in a district that's a tough district, so I never go into an election with confidence,'' Ms. Lee said. ''I go in fighting to make my case in front of my voters. This is no different, for sure.''</w:t>
+        <w:t xml:space="preserve">  Mr. Trump, he said, ''could possibly get it turned around.''</w:t>
         <w:br/>
         <w:br/>
-        <w:t>https://www.nytimes.com/2022/10/03/us/politics/nevada-elections-democrats-republicans.html</w:t>
+        <w:t>https://www.nytimes.com/2024/02/07/us/politics/nevada-economy-2024.html</w:t>
         <w:br/>
         <w:br/>
         <w:t>Graphic</w:t>
@@ -128,9 +120,7 @@
         <w:br/>
         <w:t xml:space="preserve"> </w:t>
         <w:br/>
-        <w:t>PHOTOS: Primary voters in June in Las Vegas. In next month's elections, Democrats are facing potential losses up and down the Nevada ballot.</w:t>
-        <w:br/>
-        <w:t xml:space="preserve"> Nevada's Democratic members of the House, including Representative Dina Titus, left, are all seen as greatly at risk. In the state's governor's race, Joseph Lombardo, a Republican, has been attacked by Democrats for repeatedly changing his views on abortion. (PHOTOGRAPHS BY BRIDGET BENNETT FOR THE NEW YORK TIMES) (A16)</w:t>
+        <w:t>PHOTO: A Trump campaign rally in Las Vegas. President Biden and Vice President Kamala Harris have also appeared in the city recently. (PHOTOGRAPH BY JORDAN GALE FOR THE NEW YORK TIMES) This article appeared in print on page A19.</w:t>
       </w:r>
     </w:p>
     <w:sectPr>
